--- a/plantillas_maestras/02_seguro_vida/negativa_cobertura/2_o_mas_ddos_varios/mujer/TPL_2566_2025_SEGURO_VIDA_NEGATIVA_COBERTURA_ASEGURADORA_MUJER_R3.docx
+++ b/plantillas_maestras/02_seguro_vida/negativa_cobertura/2_o_mas_ddos_varios/mujer/TPL_2566_2025_SEGURO_VIDA_NEGATIVA_COBERTURA_ASEGURADORA_MUJER_R3.docx
@@ -36,7 +36,7 @@
           <w:sz w:val="22"/>
           <w:szCs w:val="22"/>
         </w:rPr>
-        <w:t>N°</w:t>
+        <w:t/>
       </w:r>
       <w:r>
         <w:rPr>
@@ -247,7 +247,7 @@
           <w:sz w:val="22"/>
           <w:szCs w:val="22"/>
         </w:rPr>
-        <w:t>N°</w:t>
+        <w:t/>
       </w:r>
       <w:r>
         <w:rPr>
@@ -588,7 +588,7 @@
           <w:szCs w:val="22"/>
           <w:lang w:eastAsia="es-PE"/>
         </w:rPr>
-        <w:t xml:space="preserve"> inciso d) del Artículo 24º de la Ley de Facultades, Normas y Organización del Indecopi, aprobada por Decreto Legislativo N</w:t>
+        <w:t xml:space="preserve"> inciso d) del Artículo 24 de la Ley de Facultades, Normas y Organización del Indecopi, aprobada por Decreto Legislativo N</w:t>
       </w:r>
       <w:r>
         <w:rPr>
@@ -597,7 +597,7 @@
           <w:szCs w:val="22"/>
           <w:lang w:eastAsia="es-PE"/>
         </w:rPr>
-        <w:t>°</w:t>
+        <w:t/>
       </w:r>
       <w:r>
         <w:rPr>
@@ -708,7 +708,7 @@
           <w:sz w:val="22"/>
           <w:szCs w:val="22"/>
         </w:rPr>
-        <w:t>°</w:t>
+        <w:t/>
       </w:r>
       <w:r>
         <w:rPr>
@@ -1057,7 +1057,7 @@
           <w:sz w:val="22"/>
           <w:szCs w:val="22"/>
         </w:rPr>
-        <w:t xml:space="preserve">SE HA RESUELTO:  </w:t>
+        <w:t xml:space="preserve">SE HA RESUELTO: </w:t>
       </w:r>
     </w:p>
     <w:p>
@@ -1392,7 +1392,7 @@
           <w:sz w:val="22"/>
           <w:szCs w:val="22"/>
         </w:rPr>
-        <w:t>°</w:t>
+        <w:t/>
       </w:r>
       <w:proofErr w:type="spellEnd"/>
       <w:r>
@@ -1632,7 +1632,7 @@
           <w:sz w:val="22"/>
           <w:szCs w:val="22"/>
         </w:rPr>
-        <w:t>°</w:t>
+        <w:t/>
       </w:r>
       <w:r>
         <w:rPr>
@@ -1762,7 +1762,7 @@
           <w:sz w:val="16"/>
           <w:szCs w:val="16"/>
         </w:rPr>
-        <w:t xml:space="preserve">DECRETO LEGISLATIVO N° 807, LEY SOBRE FACULTADES, NORMAS Y ORGANIZACIÓN DEL INDECOPI, </w:t>
+        <w:t xml:space="preserve">DECRETO LEGISLATIVO 807, LEY SOBRE FACULTADES, NORMAS Y ORGANIZACIÓN DEL INDECOPI, </w:t>
       </w:r>
       <w:r>
         <w:rPr>
@@ -1802,7 +1802,7 @@
           <w:sz w:val="16"/>
           <w:szCs w:val="16"/>
         </w:rPr>
-        <w:t>Artículo 24º</w:t>
+        <w:t>Artículo 24</w:t>
       </w:r>
       <w:r>
         <w:rPr>
@@ -1948,7 +1948,7 @@
           <w:sz w:val="16"/>
           <w:szCs w:val="16"/>
         </w:rPr>
-        <w:t xml:space="preserve">medida que la Resolución N° </w:t>
+        <w:t xml:space="preserve">medida que la Resolución </w:t>
       </w:r>
       <w:r>
         <w:rPr>
@@ -2056,7 +2056,7 @@
           <w:sz w:val="16"/>
           <w:szCs w:val="16"/>
         </w:rPr>
-        <w:t>TEXTO ÚNICO ORDENADO DE LA LEY DEL PROCEDIMIENTO ADMINISTRATIVO GENERAL, aprobado mediante DECRETO SUPREMO N° 004</w:t>
+        <w:t>TEXTO ÚNICO ORDENADO DE LA LEY DEL PROCEDIMIENTO ADMINISTRATIVO GENERAL, aprobado mediante DECRETO SUPREMO 004</w:t>
       </w:r>
       <w:r>
         <w:rPr>
@@ -2460,7 +2460,7 @@
               <w:sz w:val="16"/>
               <w:szCs w:val="16"/>
             </w:rPr>
-            <w:t>DE PROTECCIÓN AL CONSUMIDOR N° 1</w:t>
+            <w:t>DE PROTECCIÓN AL CONSUMIDOR 1</w:t>
           </w:r>
           <w:r>
             <w:rPr>

--- a/plantillas_maestras/02_seguro_vida/negativa_cobertura/2_o_mas_ddos_varios/mujer/TPL_2566_2025_SEGURO_VIDA_NEGATIVA_COBERTURA_ASEGURADORA_MUJER_R3.docx
+++ b/plantillas_maestras/02_seguro_vida/negativa_cobertura/2_o_mas_ddos_varios/mujer/TPL_2566_2025_SEGURO_VIDA_NEGATIVA_COBERTURA_ASEGURADORA_MUJER_R3.docx
@@ -115,7 +115,7 @@
           <w:szCs w:val="22"/>
           <w:lang w:val="es-PE"/>
         </w:rPr>
-        <w:t>DENUNCIANTE</w:t>
+        <w:t xml:space="preserve">DENUNCIANTE:[DENUNCIANTE]</w:t>
       </w:r>
       <w:r>
         <w:rPr>
@@ -127,7 +127,7 @@
           <w:lang w:val="es-PE"/>
         </w:rPr>
         <w:tab/>
-        <w:t>:</w:t>
+        <w:t/>
       </w:r>
       <w:r>
         <w:rPr>
@@ -148,7 +148,7 @@
           <w:sz w:val="22"/>
           <w:szCs w:val="22"/>
         </w:rPr>
-        <w:t>SOL THALIA YANA GOMEZ</w:t>
+        <w:t/>
       </w:r>
     </w:p>
     <w:p>
@@ -1227,63 +1227,63 @@
           <w:sz w:val="22"/>
           <w:szCs w:val="22"/>
         </w:rPr>
-        <w:t xml:space="preserve">requerir </w:t>
-      </w:r>
-      <w:r>
-        <w:rPr>
-          <w:rFonts w:ascii="Arial Narrow" w:hAnsi="Arial Narrow" w:cs="Arial"/>
-          <w:sz w:val="22"/>
-          <w:szCs w:val="22"/>
-        </w:rPr>
-        <w:t>a</w:t>
-      </w:r>
-      <w:r>
-        <w:rPr>
-          <w:rFonts w:ascii="Arial Narrow" w:hAnsi="Arial Narrow" w:cs="Arial"/>
-          <w:sz w:val="22"/>
-          <w:szCs w:val="22"/>
-        </w:rPr>
-        <w:t xml:space="preserve"> la</w:t>
-      </w:r>
-      <w:r>
-        <w:rPr>
-          <w:rFonts w:ascii="Arial Narrow" w:hAnsi="Arial Narrow" w:cs="Arial"/>
-          <w:sz w:val="22"/>
-          <w:szCs w:val="22"/>
-        </w:rPr>
-        <w:t xml:space="preserve"> </w:t>
-      </w:r>
-      <w:r>
-        <w:rPr>
-          <w:rFonts w:ascii="Arial Narrow" w:hAnsi="Arial Narrow" w:cs="Arial"/>
-          <w:sz w:val="22"/>
-          <w:szCs w:val="22"/>
-        </w:rPr>
-        <w:t>señor</w:t>
-      </w:r>
-      <w:r>
-        <w:rPr>
-          <w:rFonts w:ascii="Arial Narrow" w:hAnsi="Arial Narrow" w:cs="Arial"/>
-          <w:sz w:val="22"/>
-          <w:szCs w:val="22"/>
-        </w:rPr>
-        <w:t>a</w:t>
-      </w:r>
-      <w:r>
-        <w:rPr>
-          <w:rFonts w:ascii="Arial Narrow" w:hAnsi="Arial Narrow" w:cs="Arial"/>
-          <w:sz w:val="22"/>
-          <w:szCs w:val="22"/>
-        </w:rPr>
-        <w:t xml:space="preserve"> </w:t>
-      </w:r>
-      <w:r>
-        <w:rPr>
-          <w:rFonts w:ascii="Arial Narrow" w:hAnsi="Arial Narrow" w:cs="Arial"/>
-          <w:sz w:val="22"/>
-          <w:szCs w:val="22"/>
-        </w:rPr>
-        <w:t xml:space="preserve">Sol Thalia Yana </w:t>
+        <w:t xml:space="preserve">requerir a la señora [DENUNCIANTE] para que, dentro del plazo de dos (2) días hábiles siguientes a la fecha en que reciba la notificación en su bandeja de correo electrónico, efectúe la confirmación de recepción de la notificación remitida por este despacho a su correo electrónico, de conformidad con el segundo párrafo del numeral 4 del artículo 20 del Texto Único Ordenado de la Ley del Procedimiento Administrativo General, aprobado mediante Decreto Supremo N. 006-2026-JUS, bajo apercibimiento de rehacer el acto de notificación y notificarle conforme al numeral 1 del artículo 20 del citado cuerpo normativo; e,</w:t>
+      </w:r>
+      <w:r>
+        <w:rPr>
+          <w:rFonts w:ascii="Arial Narrow" w:hAnsi="Arial Narrow" w:cs="Arial"/>
+          <w:sz w:val="22"/>
+          <w:szCs w:val="22"/>
+        </w:rPr>
+        <w:t/>
+      </w:r>
+      <w:r>
+        <w:rPr>
+          <w:rFonts w:ascii="Arial Narrow" w:hAnsi="Arial Narrow" w:cs="Arial"/>
+          <w:sz w:val="22"/>
+          <w:szCs w:val="22"/>
+        </w:rPr>
+        <w:t xml:space="preserve"/>
+      </w:r>
+      <w:r>
+        <w:rPr>
+          <w:rFonts w:ascii="Arial Narrow" w:hAnsi="Arial Narrow" w:cs="Arial"/>
+          <w:sz w:val="22"/>
+          <w:szCs w:val="22"/>
+        </w:rPr>
+        <w:t xml:space="preserve"/>
+      </w:r>
+      <w:r>
+        <w:rPr>
+          <w:rFonts w:ascii="Arial Narrow" w:hAnsi="Arial Narrow" w:cs="Arial"/>
+          <w:sz w:val="22"/>
+          <w:szCs w:val="22"/>
+        </w:rPr>
+        <w:t/>
+      </w:r>
+      <w:r>
+        <w:rPr>
+          <w:rFonts w:ascii="Arial Narrow" w:hAnsi="Arial Narrow" w:cs="Arial"/>
+          <w:sz w:val="22"/>
+          <w:szCs w:val="22"/>
+        </w:rPr>
+        <w:t/>
+      </w:r>
+      <w:r>
+        <w:rPr>
+          <w:rFonts w:ascii="Arial Narrow" w:hAnsi="Arial Narrow" w:cs="Arial"/>
+          <w:sz w:val="22"/>
+          <w:szCs w:val="22"/>
+        </w:rPr>
+        <w:t xml:space="preserve"/>
+      </w:r>
+      <w:r>
+        <w:rPr>
+          <w:rFonts w:ascii="Arial Narrow" w:hAnsi="Arial Narrow" w:cs="Arial"/>
+          <w:sz w:val="22"/>
+          <w:szCs w:val="22"/>
+        </w:rPr>
+        <w:t xml:space="preserve"/>
       </w:r>
       <w:proofErr w:type="spellStart"/>
       <w:r>
@@ -1292,7 +1292,7 @@
           <w:sz w:val="22"/>
           <w:szCs w:val="22"/>
         </w:rPr>
-        <w:t>Gomez</w:t>
+        <w:t/>
       </w:r>
       <w:proofErr w:type="spellEnd"/>
       <w:r>
@@ -1301,60 +1301,60 @@
           <w:sz w:val="22"/>
           <w:szCs w:val="22"/>
         </w:rPr>
-        <w:t xml:space="preserve"> </w:t>
-      </w:r>
-      <w:r>
-        <w:rPr>
-          <w:rFonts w:ascii="Arial Narrow" w:hAnsi="Arial Narrow" w:cs="Arial"/>
-          <w:sz w:val="22"/>
-          <w:szCs w:val="22"/>
-        </w:rPr>
-        <w:t xml:space="preserve">para que, dentro del plazo de </w:t>
-      </w:r>
-      <w:r>
-        <w:rPr>
-          <w:rFonts w:ascii="Arial Narrow" w:hAnsi="Arial Narrow" w:cs="Arial"/>
-          <w:b/>
-          <w:bCs/>
-          <w:sz w:val="22"/>
-          <w:szCs w:val="22"/>
-        </w:rPr>
-        <w:t>dos (2) días hábiles</w:t>
-      </w:r>
-      <w:r>
-        <w:rPr>
-          <w:rFonts w:ascii="Arial Narrow" w:hAnsi="Arial Narrow" w:cs="Arial"/>
-          <w:sz w:val="22"/>
-          <w:szCs w:val="22"/>
-        </w:rPr>
-        <w:t xml:space="preserve"> siguientes a la fecha en que reciba la notificación en su bandeja de correo electrónico, </w:t>
-      </w:r>
-      <w:r>
-        <w:rPr>
-          <w:rFonts w:ascii="Arial Narrow" w:hAnsi="Arial Narrow" w:cs="Arial"/>
-          <w:b/>
-          <w:bCs/>
-          <w:sz w:val="22"/>
-          <w:szCs w:val="22"/>
-        </w:rPr>
-        <w:t>efectúe la confirmación de recepción de la notificación</w:t>
-      </w:r>
-      <w:r>
-        <w:rPr>
-          <w:rFonts w:ascii="Arial Narrow" w:hAnsi="Arial Narrow" w:cs="Arial"/>
-          <w:sz w:val="22"/>
-          <w:szCs w:val="22"/>
-        </w:rPr>
-        <w:t xml:space="preserve"> remitida por este despacho a su correo electrónico, de conformidad con el segundo párrafo del numeral 4 del artículo 20 del </w:t>
-      </w:r>
-      <w:r>
-        <w:rPr>
-          <w:rFonts w:ascii="Arial Narrow" w:hAnsi="Arial Narrow" w:cs="Arial"/>
-          <w:bCs/>
-          <w:sz w:val="22"/>
-          <w:szCs w:val="22"/>
-        </w:rPr>
-        <w:t xml:space="preserve">Texto Único Ordenado de la Ley </w:t>
+        <w:t xml:space="preserve"/>
+      </w:r>
+      <w:r>
+        <w:rPr>
+          <w:rFonts w:ascii="Arial Narrow" w:hAnsi="Arial Narrow" w:cs="Arial"/>
+          <w:sz w:val="22"/>
+          <w:szCs w:val="22"/>
+        </w:rPr>
+        <w:t xml:space="preserve"/>
+      </w:r>
+      <w:r>
+        <w:rPr>
+          <w:rFonts w:ascii="Arial Narrow" w:hAnsi="Arial Narrow" w:cs="Arial"/>
+          <w:b/>
+          <w:bCs/>
+          <w:sz w:val="22"/>
+          <w:szCs w:val="22"/>
+        </w:rPr>
+        <w:t/>
+      </w:r>
+      <w:r>
+        <w:rPr>
+          <w:rFonts w:ascii="Arial Narrow" w:hAnsi="Arial Narrow" w:cs="Arial"/>
+          <w:sz w:val="22"/>
+          <w:szCs w:val="22"/>
+        </w:rPr>
+        <w:t xml:space="preserve"/>
+      </w:r>
+      <w:r>
+        <w:rPr>
+          <w:rFonts w:ascii="Arial Narrow" w:hAnsi="Arial Narrow" w:cs="Arial"/>
+          <w:b/>
+          <w:bCs/>
+          <w:sz w:val="22"/>
+          <w:szCs w:val="22"/>
+        </w:rPr>
+        <w:t/>
+      </w:r>
+      <w:r>
+        <w:rPr>
+          <w:rFonts w:ascii="Arial Narrow" w:hAnsi="Arial Narrow" w:cs="Arial"/>
+          <w:sz w:val="22"/>
+          <w:szCs w:val="22"/>
+        </w:rPr>
+        <w:t xml:space="preserve"/>
+      </w:r>
+      <w:r>
+        <w:rPr>
+          <w:rFonts w:ascii="Arial Narrow" w:hAnsi="Arial Narrow" w:cs="Arial"/>
+          <w:bCs/>
+          <w:sz w:val="22"/>
+          <w:szCs w:val="22"/>
+        </w:rPr>
+        <w:t xml:space="preserve"/>
       </w:r>
       <w:r>
         <w:rPr>
@@ -1364,7 +1364,7 @@
           <w:szCs w:val="22"/>
         </w:rPr>
         <w:lastRenderedPageBreak/>
-        <w:t xml:space="preserve">del Procedimiento Administrativo General, aprobado mediante Decreto Supremo </w:t>
+        <w:t xml:space="preserve"/>
       </w:r>
       <w:proofErr w:type="spellStart"/>
       <w:r>
@@ -1374,26 +1374,26 @@
           <w:sz w:val="22"/>
           <w:szCs w:val="22"/>
         </w:rPr>
-        <w:t>N</w:t>
-      </w:r>
-      <w:r>
-        <w:rPr>
-          <w:rFonts w:ascii="Arial Narrow" w:hAnsi="Arial Narrow" w:cs="Arial"/>
-          <w:bCs/>
-          <w:sz w:val="22"/>
-          <w:szCs w:val="22"/>
-        </w:rPr>
-        <w:t>.</w:t>
-      </w:r>
-      <w:r>
-        <w:rPr>
-          <w:rFonts w:ascii="Arial Narrow" w:hAnsi="Arial Narrow" w:cs="Arial"/>
-          <w:bCs/>
-          <w:sz w:val="22"/>
-          <w:szCs w:val="22"/>
-        </w:rPr>
         <w:t/>
       </w:r>
+      <w:r>
+        <w:rPr>
+          <w:rFonts w:ascii="Arial Narrow" w:hAnsi="Arial Narrow" w:cs="Arial"/>
+          <w:bCs/>
+          <w:sz w:val="22"/>
+          <w:szCs w:val="22"/>
+        </w:rPr>
+        <w:t/>
+      </w:r>
+      <w:r>
+        <w:rPr>
+          <w:rFonts w:ascii="Arial Narrow" w:hAnsi="Arial Narrow" w:cs="Arial"/>
+          <w:bCs/>
+          <w:sz w:val="22"/>
+          <w:szCs w:val="22"/>
+        </w:rPr>
+        <w:t/>
+      </w:r>
       <w:proofErr w:type="spellEnd"/>
       <w:r>
         <w:rPr>
@@ -1402,7 +1402,7 @@
           <w:sz w:val="22"/>
           <w:szCs w:val="22"/>
         </w:rPr>
-        <w:t> 006-2026-JUS, bajo apercibimiento de rehacer el acto de notificación y notificarle conforme al numeral 1 del artículo 20 del citado cuerpo normativo</w:t>
+        <w:t/>
       </w:r>
       <w:r>
         <w:rPr>
@@ -1420,7 +1420,7 @@
           <w:sz w:val="22"/>
           <w:szCs w:val="22"/>
         </w:rPr>
-        <w:t>; e,</w:t>
+        <w:t/>
       </w:r>
     </w:p>
     <w:p>
